--- a/public/Michael_Grier_Resume.docx
+++ b/public/Michael_Grier_Resume.docx
@@ -21,7 +21,6 @@
     <w:p>
       <w:pPr>
         <w:pStyle w:val="Contact"/>
-        <w:spacing w:after="240"/>
       </w:pPr>
       <w:r>
         <w:t xml:space="preserve">Calgary, AB  |  </w:t>
@@ -42,8 +41,25 @@
       </w:r>
     </w:p>
     <w:p>
+      <w:pPr>
+        <w:pStyle w:val="Contact"/>
+        <w:spacing w:after="240"/>
+      </w:pPr>
       <w:r>
-        <w:t>Full-stack software developer with five years of experience at TransAlta, building renewable-energy reporting tools and business process automation. Co-led AthenaOS and maintained GenOS across React interfaces, APIs, databases, and Azure infrastructure. Independent work includes an ecommerce platform, a native mobile app, and browser-based developer tooling.</w:t>
+        <w:t xml:space="preserve">GitHub: </w:t>
+      </w:r>
+      <w:hyperlink r:id="rId10">
+        <w:r>
+          <w:rPr>
+            <w:color w:val="0078BF"/>
+          </w:rPr>
+          <w:t>github.com/michael-grier</w:t>
+        </w:r>
+      </w:hyperlink>
+    </w:p>
+    <w:p>
+      <w:r>
+        <w:t>Full-stack software developer with five years at TransAlta building renewable-energy reporting tools and business process automation. Co-led a reporting and data-governance platform and maintained a wind, solar, and hydro operations app, working across React interfaces, APIs, databases, and Azure infrastructure. Independent projects include ecommerce, a native mobile app, and browser-based developer tools.</w:t>
       </w:r>
     </w:p>
     <w:p>
@@ -142,7 +158,7 @@
         <w:pStyle w:val="ListBullet"/>
       </w:pPr>
       <w:r>
-        <w:t>Migrated event data from REST to GraphQL and replaced a 1,717-line shared React component with focused wind, solar, and hydro modules.</w:t>
+        <w:t>Migrated event data from REST to GraphQL and replaced a 1,700-line shared React component with focused wind, solar, and hydro modules.</w:t>
       </w:r>
     </w:p>
     <w:p>
@@ -200,7 +216,7 @@
     </w:p>
     <w:p>
       <w:r>
-        <w:t>Led frontend design and development for a Django web project, supported Unity mobile game development, and advised clients on software architecture.</w:t>
+        <w:t>Led frontend design and development for a Django web project and supported Unity mobile game development.</w:t>
       </w:r>
     </w:p>
     <w:p>
@@ -208,7 +224,7 @@
         <w:pStyle w:val="Heading2"/>
       </w:pPr>
       <w:r>
-        <w:t>Front End Web Developer Intern</w:t>
+        <w:t>Frontend Web Developer Intern</w:t>
       </w:r>
     </w:p>
     <w:p>
@@ -242,42 +258,6 @@
       </w:pPr>
       <w:r>
         <w:t>Independent development</w:t>
-      </w:r>
-    </w:p>
-    <w:p>
-      <w:pPr>
-        <w:pStyle w:val="Heading2"/>
-        <w:spacing w:before="240" w:after="40"/>
-      </w:pPr>
-      <w:hyperlink r:id="rId10">
-        <w:r>
-          <w:rPr>
-            <w:color w:val="0078BF"/>
-          </w:rPr>
-          <w:t>Fuckers Skateboards</w:t>
-        </w:r>
-      </w:hyperlink>
-    </w:p>
-    <w:p>
-      <w:pPr>
-        <w:pStyle w:val="Detail"/>
-        <w:spacing w:after="140"/>
-      </w:pPr>
-      <w:r>
-        <w:t>Ecommerce platform for skateboard goods</w:t>
-      </w:r>
-    </w:p>
-    <w:p>
-      <w:r>
-        <w:t>Built checkout with server-validated pricing and atomic inventory reservations, retry-safe payment processing, and order management. Added end-to-end tests for price tampering, duplicate payments, and stock release.</w:t>
-      </w:r>
-    </w:p>
-    <w:p>
-      <w:pPr>
-        <w:pStyle w:val="Detail"/>
-      </w:pPr>
-      <w:r>
-        <w:t>Next.js, Stripe, Neon PostgreSQL, Drizzle, Cloudflare R2, Playwright</w:t>
       </w:r>
     </w:p>
     <w:p>
@@ -322,6 +302,42 @@
         <w:spacing w:before="240" w:after="40"/>
       </w:pPr>
       <w:hyperlink r:id="rId12">
+        <w:r>
+          <w:rPr>
+            <w:color w:val="0078BF"/>
+          </w:rPr>
+          <w:t>Fuckers Skateboards</w:t>
+        </w:r>
+      </w:hyperlink>
+    </w:p>
+    <w:p>
+      <w:pPr>
+        <w:pStyle w:val="Detail"/>
+        <w:spacing w:after="140"/>
+      </w:pPr>
+      <w:r>
+        <w:t>Ecommerce platform for skateboard goods</w:t>
+      </w:r>
+    </w:p>
+    <w:p>
+      <w:r>
+        <w:t>Built checkout with server-validated pricing and atomic inventory reservations, retry-safe payment processing, and order management. Added end-to-end tests for price tampering, duplicate payments, and stock release.</w:t>
+      </w:r>
+    </w:p>
+    <w:p>
+      <w:pPr>
+        <w:pStyle w:val="Detail"/>
+      </w:pPr>
+      <w:r>
+        <w:t>Next.js, Stripe, Neon PostgreSQL, Drizzle, Cloudflare R2, Playwright</w:t>
+      </w:r>
+    </w:p>
+    <w:p>
+      <w:pPr>
+        <w:pStyle w:val="Heading2"/>
+        <w:spacing w:before="240" w:after="40"/>
+      </w:pPr>
+      <w:hyperlink r:id="rId13">
         <w:r>
           <w:rPr>
             <w:color w:val="0078BF"/>
@@ -416,7 +432,7 @@
         <w:t xml:space="preserve">Testing and tools: </w:t>
       </w:r>
       <w:r>
-        <w:t>Playwright, Vitest, Jest, React Testing Library, Git, Bun, Bash, Figma, Blue Prism</w:t>
+        <w:t>Playwright, Vitest, Jest, React Testing Library, Bun, Blue Prism</w:t>
       </w:r>
     </w:p>
     <w:p>
@@ -479,10 +495,10 @@
       </w:r>
     </w:p>
     <w:sectPr>
-      <w:headerReference w:type="default" r:id="rId13"/>
-      <w:headerReference w:type="first" r:id="rId14"/>
-      <w:footerReference w:type="first" r:id="rId15"/>
-      <w:footerReference w:type="default" r:id="rId16"/>
+      <w:headerReference w:type="default" r:id="rId14"/>
+      <w:headerReference w:type="first" r:id="rId15"/>
+      <w:footerReference w:type="first" r:id="rId16"/>
+      <w:footerReference w:type="default" r:id="rId17"/>
       <w:pgSz w:w="12240" w:h="15840"/>
       <w:pgMar w:top="691" w:right="893" w:bottom="691" w:left="893" w:header="317" w:footer="317" w:gutter="0"/>
       <w:cols w:space="720"/>

--- a/public/Michael_Grier_Resume.docx
+++ b/public/Michael_Grier_Resume.docx
@@ -270,6 +270,42 @@
           <w:rPr>
             <w:color w:val="0078BF"/>
           </w:rPr>
+          <w:t>Skateboard Ecommerce Platform</w:t>
+        </w:r>
+      </w:hyperlink>
+    </w:p>
+    <w:p>
+      <w:pPr>
+        <w:pStyle w:val="Detail"/>
+        <w:spacing w:after="140"/>
+      </w:pPr>
+      <w:r>
+        <w:t>Checkout, inventory, and order management for an independent skateboard brand</w:t>
+      </w:r>
+    </w:p>
+    <w:p>
+      <w:r>
+        <w:t>Built checkout with server-validated pricing and atomic inventory reservations, retry-safe payment processing, and order management. Added end-to-end tests for price tampering, duplicate payments, and stock release.</w:t>
+      </w:r>
+    </w:p>
+    <w:p>
+      <w:pPr>
+        <w:pStyle w:val="Detail"/>
+      </w:pPr>
+      <w:r>
+        <w:t>Next.js, Stripe, Neon PostgreSQL, Drizzle, Cloudflare R2, Playwright</w:t>
+      </w:r>
+    </w:p>
+    <w:p>
+      <w:pPr>
+        <w:pStyle w:val="Heading2"/>
+        <w:spacing w:before="240" w:after="40"/>
+      </w:pPr>
+      <w:hyperlink r:id="rId12">
+        <w:r>
+          <w:rPr>
+            <w:color w:val="0078BF"/>
+          </w:rPr>
           <w:t>YYC Skate Spots</w:t>
         </w:r>
       </w:hyperlink>
@@ -294,42 +330,6 @@
       </w:pPr>
       <w:r>
         <w:t>React Native, Expo, Convex, Clerk, Google Maps, EAS</w:t>
-      </w:r>
-    </w:p>
-    <w:p>
-      <w:pPr>
-        <w:pStyle w:val="Heading2"/>
-        <w:spacing w:before="240" w:after="40"/>
-      </w:pPr>
-      <w:hyperlink r:id="rId12">
-        <w:r>
-          <w:rPr>
-            <w:color w:val="0078BF"/>
-          </w:rPr>
-          <w:t>Fuckers Skateboards</w:t>
-        </w:r>
-      </w:hyperlink>
-    </w:p>
-    <w:p>
-      <w:pPr>
-        <w:pStyle w:val="Detail"/>
-        <w:spacing w:after="140"/>
-      </w:pPr>
-      <w:r>
-        <w:t>Ecommerce platform for skateboard goods</w:t>
-      </w:r>
-    </w:p>
-    <w:p>
-      <w:r>
-        <w:t>Built checkout with server-validated pricing and atomic inventory reservations, retry-safe payment processing, and order management. Added end-to-end tests for price tampering, duplicate payments, and stock release.</w:t>
-      </w:r>
-    </w:p>
-    <w:p>
-      <w:pPr>
-        <w:pStyle w:val="Detail"/>
-      </w:pPr>
-      <w:r>
-        <w:t>Next.js, Stripe, Neon PostgreSQL, Drizzle, Cloudflare R2, Playwright</w:t>
       </w:r>
     </w:p>
     <w:p>

--- a/public/Michael_Grier_Resume.docx
+++ b/public/Michael_Grier_Resume.docx
@@ -59,7 +59,7 @@
     </w:p>
     <w:p>
       <w:r>
-        <w:t>Full-stack software developer with five years at TransAlta building renewable-energy reporting tools and business process automation. Co-led a reporting and data-governance platform and maintained a wind, solar, and hydro operations app, working across React interfaces, APIs, databases, and Azure infrastructure. Independent projects include ecommerce, a native mobile app, and browser-based developer tools.</w:t>
+        <w:t>I'm a full-stack developer with five years at TransAlta building energy reporting and management applications and automating business processes. I focus on simple, easy to use interfaces and clear communication, drawing on my background in education. My independent projects include a custom ecommerce site, a native mobile app, and an interactive learning platform for developers.</w:t>
       </w:r>
     </w:p>
     <w:p>
@@ -76,6 +76,7 @@
     <w:p>
       <w:pPr>
         <w:pStyle w:val="Heading2"/>
+        <w:spacing w:before="80" w:after="40"/>
       </w:pPr>
       <w:r>
         <w:t>Software Developer</w:t>
@@ -94,7 +95,7 @@
         <w:pStyle w:val="Heading3"/>
       </w:pPr>
       <w:r>
-        <w:t>AthenaOS</w:t>
+        <w:t>Project: Athena</w:t>
       </w:r>
       <w:r>
         <w:rPr>
@@ -102,7 +103,7 @@
           <w:color w:val="5F5C57"/>
           <w:sz w:val="19"/>
         </w:rPr>
-        <w:t xml:space="preserve">  |  Production reporting and data governance</w:t>
+        <w:t xml:space="preserve">  |  Production reporting and data governance application</w:t>
       </w:r>
     </w:p>
     <w:p>
@@ -110,7 +111,7 @@
         <w:pStyle w:val="ListBullet"/>
       </w:pPr>
       <w:r>
-        <w:t>Co-led development of a Next.js and TypeScript platform that lets SQL-fluent analysts assemble wind and hydro reporting dashboards without writing React.</w:t>
+        <w:t>Co-led development of a Next.js and TypeScript production reporting platform with real-time dashboards for wind, hydro, solar, and natural gas management teams and senior leadership.</w:t>
       </w:r>
     </w:p>
     <w:p>
@@ -118,7 +119,15 @@
         <w:pStyle w:val="ListBullet"/>
       </w:pPr>
       <w:r>
-        <w:t>Built reusable ECharts cards and chart presets, plus a data-catalog workflow with draft submissions, multi-stage review, rework, and audit trails.</w:t>
+        <w:t>Enabled SQL-fluent analysts to create their own dashboards within the platform using reusable ECharts cards and chart presets.</w:t>
+      </w:r>
+    </w:p>
+    <w:p>
+      <w:pPr>
+        <w:pStyle w:val="ListBullet"/>
+      </w:pPr>
+      <w:r>
+        <w:t>Built a data-catalog workflow with draft submissions, multi-stage review, rework, and audit trails.</w:t>
       </w:r>
     </w:p>
     <w:p>
@@ -139,10 +148,18 @@
     </w:p>
     <w:p>
       <w:pPr>
+        <w:pStyle w:val="ListBullet"/>
+      </w:pPr>
+      <w:r>
+        <w:t>Worked with management teams, analysts, and data engineers to define reporting requirements, plan tasks, and refine fuel-specific dashboards through user feedback.</w:t>
+      </w:r>
+    </w:p>
+    <w:p>
+      <w:pPr>
         <w:pStyle w:val="Heading3"/>
       </w:pPr>
       <w:r>
-        <w:t>GenOS</w:t>
+        <w:t>Project: GenOS</w:t>
       </w:r>
       <w:r>
         <w:rPr>
@@ -150,7 +167,7 @@
           <w:color w:val="5F5C57"/>
           <w:sz w:val="19"/>
         </w:rPr>
-        <w:t xml:space="preserve">  |  Wind, solar, and hydro operations</w:t>
+        <w:t xml:space="preserve">  |  Wind, solar, hydro, and natural gas operations management application</w:t>
       </w:r>
     </w:p>
     <w:p>
@@ -180,6 +197,7 @@
     <w:p>
       <w:pPr>
         <w:pStyle w:val="Heading2"/>
+        <w:spacing w:before="80" w:after="40"/>
       </w:pPr>
       <w:r>
         <w:t>Junior Automation Developer</w:t>
@@ -195,12 +213,13 @@
     </w:p>
     <w:p>
       <w:r>
-        <w:t>Developed and maintained Blue Prism automations, from stakeholder requirements and reusable process components to testing, scheduled execution, and troubleshooting deployed bots.</w:t>
+        <w:t>Developed and maintained automations using Blue Prism and Python scripting. Translated stakeholder requirements into reusable process components and handled testing, scheduled execution, and production troubleshooting.</w:t>
       </w:r>
     </w:p>
     <w:p>
       <w:pPr>
         <w:pStyle w:val="Heading2"/>
+        <w:spacing w:before="80" w:after="40"/>
       </w:pPr>
       <w:r>
         <w:t>Freelance Software Developer</w:t>
@@ -222,6 +241,7 @@
     <w:p>
       <w:pPr>
         <w:pStyle w:val="Heading2"/>
+        <w:spacing w:before="80" w:after="40"/>
       </w:pPr>
       <w:r>
         <w:t>Frontend Web Developer Intern</w:t>

--- a/public/Michael_Grier_Resume.docx
+++ b/public/Michael_Grier_Resume.docx
@@ -59,7 +59,7 @@
     </w:p>
     <w:p>
       <w:r>
-        <w:t>I'm a full-stack developer with five years at TransAlta building energy reporting and management applications and automating business processes. I focus on simple, easy to use interfaces and clear communication, drawing on my background in education. My independent projects include a custom ecommerce site, a native mobile app, and an interactive learning platform for developers.</w:t>
+        <w:t>I'm a full-stack developer with five years of experience building reporting and management applications and automating business processes. I focus on simple, easy to use interfaces and clear communication, drawing on my background in education. My independent projects include a custom ecommerce site, a native mobile app, and an interactive learning platform for developers.</w:t>
       </w:r>
     </w:p>
     <w:p>
@@ -111,7 +111,7 @@
         <w:pStyle w:val="ListBullet"/>
       </w:pPr>
       <w:r>
-        <w:t>Co-led development of a Next.js and TypeScript production reporting platform with real-time dashboards for wind, hydro, solar, and natural gas management teams and senior leadership.</w:t>
+        <w:t>Contributed the majority of code to a Next.js and TypeScript production reporting platform with real-time dashboards for wind, hydro, solar, and natural gas management teams and senior leadership.</w:t>
       </w:r>
     </w:p>
     <w:p>

--- a/public/Michael_Grier_Resume.docx
+++ b/public/Michael_Grier_Resume.docx
@@ -54,6 +54,17 @@
             <w:color w:val="0078BF"/>
           </w:rPr>
           <w:t>github.com/michael-grier</w:t>
+        </w:r>
+      </w:hyperlink>
+      <w:r>
+        <w:t xml:space="preserve">  |  Website: </w:t>
+      </w:r>
+      <w:hyperlink r:id="rId11">
+        <w:r>
+          <w:rPr>
+            <w:color w:val="0078BF"/>
+          </w:rPr>
+          <w:t>michaelgrier.dev</w:t>
         </w:r>
       </w:hyperlink>
     </w:p>
@@ -285,7 +296,7 @@
         <w:pStyle w:val="Heading2"/>
         <w:spacing w:before="240" w:after="40"/>
       </w:pPr>
-      <w:hyperlink r:id="rId11">
+      <w:hyperlink r:id="rId12">
         <w:r>
           <w:rPr>
             <w:color w:val="0078BF"/>
@@ -321,7 +332,7 @@
         <w:pStyle w:val="Heading2"/>
         <w:spacing w:before="240" w:after="40"/>
       </w:pPr>
-      <w:hyperlink r:id="rId12">
+      <w:hyperlink r:id="rId13">
         <w:r>
           <w:rPr>
             <w:color w:val="0078BF"/>
@@ -357,7 +368,7 @@
         <w:pStyle w:val="Heading2"/>
         <w:spacing w:before="240" w:after="40"/>
       </w:pPr>
-      <w:hyperlink r:id="rId13">
+      <w:hyperlink r:id="rId14">
         <w:r>
           <w:rPr>
             <w:color w:val="0078BF"/>
@@ -515,10 +526,10 @@
       </w:r>
     </w:p>
     <w:sectPr>
-      <w:headerReference w:type="default" r:id="rId14"/>
-      <w:headerReference w:type="first" r:id="rId15"/>
-      <w:footerReference w:type="first" r:id="rId16"/>
-      <w:footerReference w:type="default" r:id="rId17"/>
+      <w:headerReference w:type="default" r:id="rId15"/>
+      <w:headerReference w:type="first" r:id="rId16"/>
+      <w:footerReference w:type="first" r:id="rId17"/>
+      <w:footerReference w:type="default" r:id="rId18"/>
       <w:pgSz w:w="12240" w:h="15840"/>
       <w:pgMar w:top="691" w:right="893" w:bottom="691" w:left="893" w:header="317" w:footer="317" w:gutter="0"/>
       <w:cols w:space="720"/>
